--- a/doc1.docx
+++ b/doc1.docx
@@ -52088,7 +52088,6 @@
         <w:spacing w:line="360" w:lineRule="auto"/>
         <w:rPr>
           <w:rFonts w:ascii="Arial" w:hAnsi="Arial" w:cs="Arial"/>
-          <w:rtl/>
           <w:lang w:bidi="ar-JO"/>
         </w:rPr>
       </w:pPr>
@@ -52562,6 +52561,82 @@
           <w:lang w:bidi="ar-JO"/>
         </w:rPr>
         <w:t>.</w:t>
+      </w:r>
+    </w:p>
+    <w:p>
+      <w:pPr>
+        <w:tabs>
+          <w:tab w:val="right" w:pos="-138"/>
+        </w:tabs>
+        <w:bidi/>
+        <w:spacing w:line="360" w:lineRule="auto"/>
+        <w:jc w:val="center"/>
+        <w:rPr>
+          <w:rFonts w:ascii="Arial" w:hAnsi="Arial" w:cs="Arial"/>
+          <w:rtl/>
+          <w:lang w:bidi="ar-JO"/>
+        </w:rPr>
+      </w:pPr>
+      <w:r>
+        <w:rPr>
+          <w:rFonts w:ascii="Arial" w:hAnsi="Arial" w:cs="Arial"/>
+          <w:noProof/>
+          <w:rtl/>
+          <w:lang w:val="ar-JO" w:bidi="ar-JO"/>
+        </w:rPr>
+        <w:drawing>
+          <wp:inline distT="0" distB="0" distL="0" distR="0" wp14:anchorId="239E248D" wp14:editId="25578DDD">
+            <wp:extent cx="5201920" cy="3287809"/>
+            <wp:effectExtent l="0" t="0" r="0" b="8255"/>
+            <wp:docPr id="1553011361" name="Picture 1"/>
+            <wp:cNvGraphicFramePr>
+              <a:graphicFrameLocks xmlns:a="http://schemas.openxmlformats.org/drawingml/2006/main" noChangeAspect="1"/>
+            </wp:cNvGraphicFramePr>
+            <a:graphic xmlns:a="http://schemas.openxmlformats.org/drawingml/2006/main">
+              <a:graphicData uri="http://schemas.openxmlformats.org/drawingml/2006/picture">
+                <pic:pic xmlns:pic="http://schemas.openxmlformats.org/drawingml/2006/picture">
+                  <pic:nvPicPr>
+                    <pic:cNvPr id="1553011361" name="Picture 1553011361"/>
+                    <pic:cNvPicPr/>
+                  </pic:nvPicPr>
+                  <pic:blipFill rotWithShape="1">
+                    <a:blip r:embed="rId20">
+                      <a:extLst>
+                        <a:ext uri="{28A0092B-C50C-407E-A947-70E740481C1C}">
+                          <a14:useLocalDpi xmlns:a14="http://schemas.microsoft.com/office/drawing/2010/main" val="0"/>
+                        </a:ext>
+                      </a:extLst>
+                    </a:blip>
+                    <a:srcRect l="2744"/>
+                    <a:stretch>
+                      <a:fillRect/>
+                    </a:stretch>
+                  </pic:blipFill>
+                  <pic:spPr bwMode="auto">
+                    <a:xfrm>
+                      <a:off x="0" y="0"/>
+                      <a:ext cx="5339114" cy="3374521"/>
+                    </a:xfrm>
+                    <a:prstGeom prst="rect">
+                      <a:avLst/>
+                    </a:prstGeom>
+                    <a:ln>
+                      <a:noFill/>
+                    </a:ln>
+                    <a:effectLst>
+                      <a:softEdge rad="112500"/>
+                    </a:effectLst>
+                    <a:extLst>
+                      <a:ext uri="{53640926-AAD7-44D8-BBD7-CCE9431645EC}">
+                        <a14:shadowObscured xmlns:a14="http://schemas.microsoft.com/office/drawing/2010/main"/>
+                      </a:ext>
+                    </a:extLst>
+                  </pic:spPr>
+                </pic:pic>
+              </a:graphicData>
+            </a:graphic>
+          </wp:inline>
+        </w:drawing>
       </w:r>
     </w:p>
     <w:p>
@@ -52612,6 +52687,7 @@
           <w:rtl/>
           <w:lang w:bidi="ar-JO"/>
         </w:rPr>
+        <w:lastRenderedPageBreak/>
         <w:t>الجدوى</w:t>
       </w:r>
       <w:r>
@@ -54089,51 +54165,6 @@
           <w:lang w:bidi="ar-JO"/>
         </w:rPr>
       </w:pPr>
-    </w:p>
-    <w:p>
-      <w:pPr>
-        <w:tabs>
-          <w:tab w:val="right" w:pos="-138"/>
-        </w:tabs>
-        <w:bidi/>
-        <w:spacing w:line="360" w:lineRule="auto"/>
-        <w:jc w:val="both"/>
-        <w:rPr>
-          <w:rFonts w:ascii="Arial" w:hAnsi="Arial" w:cs="Arial"/>
-          <w:rtl/>
-          <w:lang w:bidi="ar-JO"/>
-        </w:rPr>
-      </w:pPr>
-    </w:p>
-    <w:p>
-      <w:pPr>
-        <w:tabs>
-          <w:tab w:val="right" w:pos="-138"/>
-        </w:tabs>
-        <w:bidi/>
-        <w:spacing w:line="360" w:lineRule="auto"/>
-        <w:jc w:val="both"/>
-        <w:rPr>
-          <w:rFonts w:ascii="Arial" w:hAnsi="Arial" w:cs="Arial"/>
-          <w:rtl/>
-          <w:lang w:bidi="ar-JO"/>
-        </w:rPr>
-      </w:pPr>
-    </w:p>
-    <w:p>
-      <w:pPr>
-        <w:tabs>
-          <w:tab w:val="right" w:pos="-138"/>
-        </w:tabs>
-        <w:bidi/>
-        <w:spacing w:line="360" w:lineRule="auto"/>
-        <w:jc w:val="both"/>
-        <w:rPr>
-          <w:rFonts w:ascii="Arial" w:hAnsi="Arial" w:cs="Arial"/>
-          <w:rtl/>
-          <w:lang w:bidi="ar-JO"/>
-        </w:rPr>
-      </w:pPr>
       <w:r>
         <w:rPr>
           <w:rFonts w:ascii="Arial" w:hAnsi="Arial" w:cs="Arial" w:hint="cs"/>
@@ -55977,12 +56008,12 @@
       </w:r>
     </w:p>
     <w:sectPr>
-      <w:headerReference w:type="even" r:id="rId20"/>
-      <w:headerReference w:type="default" r:id="rId21"/>
-      <w:footerReference w:type="even" r:id="rId22"/>
-      <w:footerReference w:type="default" r:id="rId23"/>
-      <w:headerReference w:type="first" r:id="rId24"/>
-      <w:footerReference w:type="first" r:id="rId25"/>
+      <w:headerReference w:type="even" r:id="rId21"/>
+      <w:headerReference w:type="default" r:id="rId22"/>
+      <w:footerReference w:type="even" r:id="rId23"/>
+      <w:footerReference w:type="default" r:id="rId24"/>
+      <w:headerReference w:type="first" r:id="rId25"/>
+      <w:footerReference w:type="first" r:id="rId26"/>
       <w:pgSz w:w="12240" w:h="15840"/>
       <w:pgMar w:top="1440" w:right="1440" w:bottom="1440" w:left="1440" w:header="720" w:footer="720" w:gutter="0"/>
       <w:cols w:space="720"/>
